--- a/templates/kesma_indiv/إقرار_تحمل_مديونية.docx
+++ b/templates/kesma_indiv/إقرار_تحمل_مديونية.docx
@@ -81,7 +81,7 @@
     </w:p>
     <w:p>
       <w:pPr>
-        <w:spacing w:after="0"/>
+        <w:spacing w:after="0" w:line="360" w:lineRule="auto"/>
         <w:rPr>
           <w:b/>
           <w:bCs/>
@@ -118,7 +118,7 @@
     </w:p>
     <w:p>
       <w:pPr>
-        <w:spacing w:after="0"/>
+        <w:spacing w:after="0" w:line="360" w:lineRule="auto"/>
         <w:jc w:val="lowKashida"/>
         <w:rPr>
           <w:b/>
@@ -247,7 +247,7 @@
           <w:rtl/>
           <w:lang w:bidi="ar-EG"/>
         </w:rPr>
-        <w:t>{{تاريخ_العقد}}</w:t>
+        <w:t>{{تاريخ_العقد_رقمي}}</w:t>
       </w:r>
       <w:r>
         <w:rPr>
@@ -400,7 +400,7 @@
     <w:p>
       <w:pPr>
         <w:pStyle w:val="ListParagraph"/>
-        <w:spacing w:after="0"/>
+        <w:spacing w:after="0" w:line="360" w:lineRule="auto"/>
         <w:ind w:left="61"/>
         <w:rPr>
           <w:rFonts w:asciiTheme="minorBidi" w:hAnsiTheme="minorBidi"/>
@@ -450,7 +450,7 @@
     <w:p>
       <w:pPr>
         <w:pStyle w:val="ListParagraph"/>
-        <w:spacing w:after="0"/>
+        <w:spacing w:after="0" w:line="360" w:lineRule="auto"/>
         <w:ind w:left="61"/>
         <w:jc w:val="lowKashida"/>
         <w:rPr>
@@ -473,19 +473,220 @@
           <w:rtl/>
           <w:lang w:bidi="ar-EG"/>
         </w:rPr>
-        <w:t>القطعة {{</w:t>
-      </w:r>
-      <w:r>
+        <w:t xml:space="preserve">{{ </w:t>
+      </w:r>
+      <w:r>
+        <w:rPr>
+          <w:rFonts w:asciiTheme="minorBidi" w:hAnsiTheme="minorBidi" w:cs="Arial"/>
+          <w:b/>
+          <w:bCs/>
+          <w:sz w:val="30"/>
+          <w:szCs w:val="30"/>
+          <w:lang w:bidi="ar-EG"/>
+        </w:rPr>
+        <w:t>l</w:t>
+      </w:r>
+      <w:r>
+        <w:rPr>
+          <w:rFonts w:asciiTheme="minorBidi" w:hAnsiTheme="minorBidi" w:cs="Arial" w:hint="cs"/>
+          <w:b/>
+          <w:bCs/>
+          <w:sz w:val="30"/>
+          <w:szCs w:val="30"/>
+          <w:rtl/>
+          <w:lang w:bidi="ar-EG"/>
+        </w:rPr>
+        <w:t>.اسم_القطعة }} مساحتها ({{</w:t>
+      </w:r>
+      <w:proofErr w:type="spellStart"/>
+      <w:r>
+        <w:rPr>
+          <w:rFonts w:asciiTheme="minorBidi" w:hAnsiTheme="minorBidi" w:cs="Arial"/>
+          <w:b/>
+          <w:bCs/>
+          <w:sz w:val="30"/>
+          <w:szCs w:val="30"/>
+          <w:lang w:bidi="ar-EG"/>
+        </w:rPr>
+        <w:t>l.s</w:t>
+      </w:r>
+      <w:proofErr w:type="spellEnd"/>
+      <w:r>
+        <w:rPr>
+          <w:rFonts w:asciiTheme="minorBidi" w:hAnsiTheme="minorBidi" w:cs="Arial" w:hint="cs"/>
+          <w:b/>
+          <w:bCs/>
+          <w:sz w:val="30"/>
+          <w:szCs w:val="30"/>
+          <w:rtl/>
+          <w:lang w:bidi="ar-EG"/>
+        </w:rPr>
+        <w:t>}}</w:t>
+      </w:r>
+      <w:r>
+        <w:rPr>
+          <w:rFonts w:asciiTheme="minorBidi" w:hAnsiTheme="minorBidi" w:cs="Arial" w:hint="cs"/>
+          <w:b/>
+          <w:bCs/>
+          <w:sz w:val="30"/>
+          <w:szCs w:val="30"/>
+          <w:vertAlign w:val="superscript"/>
+          <w:rtl/>
+          <w:lang w:bidi="ar-EG"/>
+        </w:rPr>
+        <w:t>س</w:t>
+      </w:r>
+      <w:r>
+        <w:rPr>
+          <w:rFonts w:asciiTheme="minorBidi" w:hAnsiTheme="minorBidi" w:cs="Arial" w:hint="cs"/>
+          <w:b/>
+          <w:bCs/>
+          <w:sz w:val="30"/>
+          <w:szCs w:val="30"/>
+          <w:rtl/>
+          <w:lang w:bidi="ar-EG"/>
+        </w:rPr>
+        <w:t xml:space="preserve"> {{</w:t>
+      </w:r>
+      <w:proofErr w:type="spellStart"/>
+      <w:r>
+        <w:rPr>
+          <w:rFonts w:asciiTheme="minorBidi" w:hAnsiTheme="minorBidi" w:cs="Arial"/>
+          <w:b/>
+          <w:bCs/>
+          <w:sz w:val="30"/>
+          <w:szCs w:val="30"/>
+          <w:lang w:bidi="ar-EG"/>
+        </w:rPr>
+        <w:t>l.k</w:t>
+      </w:r>
+      <w:proofErr w:type="spellEnd"/>
+      <w:r>
+        <w:rPr>
+          <w:rFonts w:asciiTheme="minorBidi" w:hAnsiTheme="minorBidi" w:cs="Arial" w:hint="cs"/>
+          <w:b/>
+          <w:bCs/>
+          <w:sz w:val="30"/>
+          <w:szCs w:val="30"/>
+          <w:rtl/>
+          <w:lang w:bidi="ar-EG"/>
+        </w:rPr>
+        <w:t>}}</w:t>
+      </w:r>
+      <w:r>
+        <w:rPr>
+          <w:rFonts w:asciiTheme="minorBidi" w:hAnsiTheme="minorBidi" w:cs="Arial" w:hint="cs"/>
+          <w:b/>
+          <w:bCs/>
+          <w:sz w:val="30"/>
+          <w:szCs w:val="30"/>
+          <w:vertAlign w:val="superscript"/>
+          <w:rtl/>
+          <w:lang w:bidi="ar-EG"/>
+        </w:rPr>
+        <w:t>ط</w:t>
+      </w:r>
+      <w:r>
+        <w:rPr>
+          <w:rFonts w:asciiTheme="minorBidi" w:hAnsiTheme="minorBidi" w:cs="Arial" w:hint="cs"/>
+          <w:b/>
+          <w:bCs/>
+          <w:sz w:val="30"/>
+          <w:szCs w:val="30"/>
+          <w:rtl/>
+          <w:lang w:bidi="ar-EG"/>
+        </w:rPr>
+        <w:t xml:space="preserve"> {{</w:t>
+      </w:r>
+      <w:proofErr w:type="spellStart"/>
+      <w:r>
+        <w:rPr>
+          <w:rFonts w:asciiTheme="minorBidi" w:hAnsiTheme="minorBidi" w:cs="Arial"/>
+          <w:b/>
+          <w:bCs/>
+          <w:sz w:val="30"/>
+          <w:szCs w:val="30"/>
+          <w:lang w:bidi="ar-EG"/>
+        </w:rPr>
+        <w:t>l.f</w:t>
+      </w:r>
+      <w:proofErr w:type="spellEnd"/>
+      <w:r>
+        <w:rPr>
+          <w:rFonts w:asciiTheme="minorBidi" w:hAnsiTheme="minorBidi" w:cs="Arial" w:hint="cs"/>
+          <w:b/>
+          <w:bCs/>
+          <w:sz w:val="30"/>
+          <w:szCs w:val="30"/>
+          <w:rtl/>
+          <w:lang w:bidi="ar-EG"/>
+        </w:rPr>
+        <w:t>}}</w:t>
+      </w:r>
+      <w:r>
+        <w:rPr>
+          <w:rFonts w:asciiTheme="minorBidi" w:hAnsiTheme="minorBidi" w:cs="Arial" w:hint="cs"/>
+          <w:b/>
+          <w:bCs/>
+          <w:sz w:val="30"/>
+          <w:szCs w:val="30"/>
+          <w:vertAlign w:val="superscript"/>
+          <w:rtl/>
+          <w:lang w:bidi="ar-EG"/>
+        </w:rPr>
+        <w:t>ف</w:t>
+      </w:r>
+      <w:r>
+        <w:rPr>
+          <w:rFonts w:asciiTheme="minorBidi" w:hAnsiTheme="minorBidi" w:cs="Arial" w:hint="cs"/>
+          <w:b/>
+          <w:bCs/>
+          <w:sz w:val="30"/>
+          <w:szCs w:val="30"/>
+          <w:rtl/>
+          <w:lang w:bidi="ar-EG"/>
+        </w:rPr>
+        <w:t>) كائنة بحوض {{</w:t>
+      </w:r>
+      <w:r>
+        <w:rPr>
+          <w:rFonts w:asciiTheme="minorBidi" w:hAnsiTheme="minorBidi" w:cs="Arial"/>
+          <w:b/>
+          <w:bCs/>
+          <w:sz w:val="30"/>
+          <w:szCs w:val="30"/>
+          <w:lang w:bidi="ar-EG"/>
+        </w:rPr>
+        <w:t>l.hod</w:t>
+      </w:r>
+      <w:r>
+        <w:rPr>
+          <w:rFonts w:asciiTheme="minorBidi" w:hAnsiTheme="minorBidi" w:cs="Arial" w:hint="cs"/>
+          <w:b/>
+          <w:bCs/>
+          <w:sz w:val="30"/>
+          <w:szCs w:val="30"/>
+          <w:rtl/>
+          <w:lang w:bidi="ar-EG"/>
+        </w:rPr>
+        <w:t>}} وحدودها كالاتي:</w:t>
+      </w:r>
+    </w:p>
+    <w:p>
+      <w:pPr>
+        <w:pStyle w:val="ListParagraph"/>
+        <w:spacing w:after="0" w:line="360" w:lineRule="auto"/>
+        <w:ind w:left="61"/>
         <w:rPr>
           <w:rFonts w:asciiTheme="minorBidi" w:hAnsiTheme="minorBidi"/>
           <w:b/>
           <w:bCs/>
           <w:sz w:val="30"/>
           <w:szCs w:val="30"/>
-          <w:lang w:bidi="ar-EG"/>
-        </w:rPr>
-        <w:t>l</w:t>
-      </w:r>
+          <w:rtl/>
+          <w:lang w:bidi="ar-EG"/>
+        </w:rPr>
+      </w:pPr>
       <w:r>
         <w:rPr>
           <w:rFonts w:asciiTheme="minorBidi" w:hAnsiTheme="minorBidi" w:cs="Arial"/>
@@ -496,7 +697,7 @@
           <w:rtl/>
           <w:lang w:bidi="ar-EG"/>
         </w:rPr>
-        <w:t>.ترتيب}} مساحتها {{</w:t>
+        <w:t>الحد البحري: {{</w:t>
       </w:r>
       <w:proofErr w:type="spellStart"/>
       <w:r>
@@ -508,7 +709,7 @@
           <w:szCs w:val="30"/>
           <w:lang w:bidi="ar-EG"/>
         </w:rPr>
-        <w:t>l.s</w:t>
+        <w:t>l.n</w:t>
       </w:r>
       <w:proofErr w:type="spellEnd"/>
       <w:r>
@@ -522,180 +723,6 @@
           <w:lang w:bidi="ar-EG"/>
         </w:rPr>
         <w:t>}}</w:t>
-      </w:r>
-      <w:r>
-        <w:rPr>
-          <w:rFonts w:asciiTheme="minorBidi" w:hAnsiTheme="minorBidi" w:cs="Arial"/>
-          <w:b/>
-          <w:bCs/>
-          <w:sz w:val="30"/>
-          <w:szCs w:val="30"/>
-          <w:vertAlign w:val="superscript"/>
-          <w:rtl/>
-          <w:lang w:bidi="ar-EG"/>
-        </w:rPr>
-        <w:t>س</w:t>
-      </w:r>
-      <w:r>
-        <w:rPr>
-          <w:rFonts w:asciiTheme="minorBidi" w:hAnsiTheme="minorBidi" w:cs="Arial"/>
-          <w:b/>
-          <w:bCs/>
-          <w:sz w:val="30"/>
-          <w:szCs w:val="30"/>
-          <w:rtl/>
-          <w:lang w:bidi="ar-EG"/>
-        </w:rPr>
-        <w:t xml:space="preserve"> {{</w:t>
-      </w:r>
-      <w:proofErr w:type="spellStart"/>
-      <w:r>
-        <w:rPr>
-          <w:rFonts w:asciiTheme="minorBidi" w:hAnsiTheme="minorBidi"/>
-          <w:b/>
-          <w:bCs/>
-          <w:sz w:val="30"/>
-          <w:szCs w:val="30"/>
-          <w:lang w:bidi="ar-EG"/>
-        </w:rPr>
-        <w:t>l.k</w:t>
-      </w:r>
-      <w:proofErr w:type="spellEnd"/>
-      <w:r>
-        <w:rPr>
-          <w:rFonts w:asciiTheme="minorBidi" w:hAnsiTheme="minorBidi" w:cs="Arial"/>
-          <w:b/>
-          <w:bCs/>
-          <w:sz w:val="30"/>
-          <w:szCs w:val="30"/>
-          <w:rtl/>
-          <w:lang w:bidi="ar-EG"/>
-        </w:rPr>
-        <w:t>}}</w:t>
-      </w:r>
-      <w:r>
-        <w:rPr>
-          <w:rFonts w:asciiTheme="minorBidi" w:hAnsiTheme="minorBidi" w:cs="Arial"/>
-          <w:b/>
-          <w:bCs/>
-          <w:sz w:val="30"/>
-          <w:szCs w:val="30"/>
-          <w:vertAlign w:val="superscript"/>
-          <w:rtl/>
-          <w:lang w:bidi="ar-EG"/>
-        </w:rPr>
-        <w:t>ط</w:t>
-      </w:r>
-      <w:r>
-        <w:rPr>
-          <w:rFonts w:asciiTheme="minorBidi" w:hAnsiTheme="minorBidi" w:cs="Arial"/>
-          <w:b/>
-          <w:bCs/>
-          <w:sz w:val="30"/>
-          <w:szCs w:val="30"/>
-          <w:rtl/>
-          <w:lang w:bidi="ar-EG"/>
-        </w:rPr>
-        <w:t xml:space="preserve"> {{</w:t>
-      </w:r>
-      <w:proofErr w:type="spellStart"/>
-      <w:r>
-        <w:rPr>
-          <w:rFonts w:asciiTheme="minorBidi" w:hAnsiTheme="minorBidi"/>
-          <w:b/>
-          <w:bCs/>
-          <w:sz w:val="30"/>
-          <w:szCs w:val="30"/>
-          <w:lang w:bidi="ar-EG"/>
-        </w:rPr>
-        <w:t>l.f</w:t>
-      </w:r>
-      <w:proofErr w:type="spellEnd"/>
-      <w:r>
-        <w:rPr>
-          <w:rFonts w:asciiTheme="minorBidi" w:hAnsiTheme="minorBidi" w:cs="Arial"/>
-          <w:b/>
-          <w:bCs/>
-          <w:sz w:val="30"/>
-          <w:szCs w:val="30"/>
-          <w:rtl/>
-          <w:lang w:bidi="ar-EG"/>
-        </w:rPr>
-        <w:t>}}</w:t>
-      </w:r>
-      <w:r>
-        <w:rPr>
-          <w:rFonts w:asciiTheme="minorBidi" w:hAnsiTheme="minorBidi" w:cs="Arial"/>
-          <w:b/>
-          <w:bCs/>
-          <w:sz w:val="30"/>
-          <w:szCs w:val="30"/>
-          <w:vertAlign w:val="superscript"/>
-          <w:rtl/>
-          <w:lang w:bidi="ar-EG"/>
-        </w:rPr>
-        <w:t>ف</w:t>
-      </w:r>
-      <w:r>
-        <w:rPr>
-          <w:rFonts w:asciiTheme="minorBidi" w:hAnsiTheme="minorBidi" w:cs="Arial"/>
-          <w:b/>
-          <w:bCs/>
-          <w:sz w:val="30"/>
-          <w:szCs w:val="30"/>
-          <w:rtl/>
-          <w:lang w:bidi="ar-EG"/>
-        </w:rPr>
-        <w:t xml:space="preserve"> بحوض {{</w:t>
-      </w:r>
-      <w:proofErr w:type="spellStart"/>
-      <w:r>
-        <w:rPr>
-          <w:rFonts w:asciiTheme="minorBidi" w:hAnsiTheme="minorBidi"/>
-          <w:b/>
-          <w:bCs/>
-          <w:sz w:val="30"/>
-          <w:szCs w:val="30"/>
-          <w:lang w:bidi="ar-EG"/>
-        </w:rPr>
-        <w:t>l.hod</w:t>
-      </w:r>
-      <w:proofErr w:type="spellEnd"/>
-      <w:r>
-        <w:rPr>
-          <w:rFonts w:asciiTheme="minorBidi" w:hAnsiTheme="minorBidi" w:cs="Arial"/>
-          <w:b/>
-          <w:bCs/>
-          <w:sz w:val="30"/>
-          <w:szCs w:val="30"/>
-          <w:rtl/>
-          <w:lang w:bidi="ar-EG"/>
-        </w:rPr>
-        <w:t>}} وحدودها</w:t>
-      </w:r>
-      <w:r>
-        <w:rPr>
-          <w:rFonts w:asciiTheme="minorBidi" w:hAnsiTheme="minorBidi" w:cs="Arial" w:hint="cs"/>
-          <w:b/>
-          <w:bCs/>
-          <w:sz w:val="30"/>
-          <w:szCs w:val="30"/>
-          <w:rtl/>
-          <w:lang w:bidi="ar-EG"/>
-        </w:rPr>
-        <w:t xml:space="preserve"> </w:t>
-      </w:r>
-      <w:r>
-        <w:rPr>
-          <w:rFonts w:asciiTheme="minorBidi" w:hAnsiTheme="minorBidi" w:cs="Arial"/>
-          <w:b/>
-          <w:bCs/>
-          <w:sz w:val="30"/>
-          <w:szCs w:val="30"/>
-          <w:rtl/>
-          <w:lang w:bidi="ar-EG"/>
-        </w:rPr>
-        <w:t>كالاتي:</w:t>
       </w:r>
       <w:bookmarkStart w:id="0" w:name="_GoBack"/>
       <w:bookmarkEnd w:id="0"/>
@@ -703,7 +730,7 @@
     <w:p>
       <w:pPr>
         <w:pStyle w:val="ListParagraph"/>
-        <w:spacing w:after="0"/>
+        <w:spacing w:after="0" w:line="360" w:lineRule="auto"/>
         <w:ind w:left="61"/>
         <w:rPr>
           <w:rFonts w:asciiTheme="minorBidi" w:hAnsiTheme="minorBidi"/>
@@ -725,7 +752,7 @@
           <w:rtl/>
           <w:lang w:bidi="ar-EG"/>
         </w:rPr>
-        <w:t>الحد البحري: {{</w:t>
+        <w:t>الحد القبلي: {{</w:t>
       </w:r>
       <w:proofErr w:type="spellStart"/>
       <w:r>
@@ -737,7 +764,7 @@
           <w:szCs w:val="30"/>
           <w:lang w:bidi="ar-EG"/>
         </w:rPr>
-        <w:t>l.n</w:t>
+        <w:t>l.s_bound</w:t>
       </w:r>
       <w:proofErr w:type="spellEnd"/>
       <w:r>
@@ -756,7 +783,7 @@
     <w:p>
       <w:pPr>
         <w:pStyle w:val="ListParagraph"/>
-        <w:spacing w:after="0"/>
+        <w:spacing w:after="0" w:line="360" w:lineRule="auto"/>
         <w:ind w:left="61"/>
         <w:rPr>
           <w:rFonts w:asciiTheme="minorBidi" w:hAnsiTheme="minorBidi"/>
@@ -778,7 +805,7 @@
           <w:rtl/>
           <w:lang w:bidi="ar-EG"/>
         </w:rPr>
-        <w:t>الحد القبلي: {{</w:t>
+        <w:t>الحد الشرقي: {{</w:t>
       </w:r>
       <w:proofErr w:type="spellStart"/>
       <w:r>
@@ -790,7 +817,7 @@
           <w:szCs w:val="30"/>
           <w:lang w:bidi="ar-EG"/>
         </w:rPr>
-        <w:t>l.s_bound</w:t>
+        <w:t>l.e</w:t>
       </w:r>
       <w:proofErr w:type="spellEnd"/>
       <w:r>
@@ -809,7 +836,7 @@
     <w:p>
       <w:pPr>
         <w:pStyle w:val="ListParagraph"/>
-        <w:spacing w:after="0"/>
+        <w:spacing w:after="0" w:line="360" w:lineRule="auto"/>
         <w:ind w:left="61"/>
         <w:rPr>
           <w:rFonts w:asciiTheme="minorBidi" w:hAnsiTheme="minorBidi"/>
@@ -831,9 +858,8 @@
           <w:rtl/>
           <w:lang w:bidi="ar-EG"/>
         </w:rPr>
-        <w:t>الحد الشرقي: {{</w:t>
-      </w:r>
-      <w:proofErr w:type="spellStart"/>
+        <w:t>الحد الغربي: {{</w:t>
+      </w:r>
       <w:r>
         <w:rPr>
           <w:rFonts w:asciiTheme="minorBidi" w:hAnsiTheme="minorBidi"/>
@@ -843,9 +869,8 @@
           <w:szCs w:val="30"/>
           <w:lang w:bidi="ar-EG"/>
         </w:rPr>
-        <w:t>l.e</w:t>
-      </w:r>
-      <w:proofErr w:type="spellEnd"/>
+        <w:t>l.w</w:t>
+      </w:r>
       <w:r>
         <w:rPr>
           <w:rFonts w:asciiTheme="minorBidi" w:hAnsiTheme="minorBidi" w:cs="Arial"/>
@@ -862,60 +887,7 @@
     <w:p>
       <w:pPr>
         <w:pStyle w:val="ListParagraph"/>
-        <w:spacing w:after="0"/>
-        <w:ind w:left="61"/>
-        <w:rPr>
-          <w:rFonts w:asciiTheme="minorBidi" w:hAnsiTheme="minorBidi"/>
-          <w:b/>
-          <w:bCs/>
-          <w:sz w:val="30"/>
-          <w:szCs w:val="30"/>
-          <w:rtl/>
-          <w:lang w:bidi="ar-EG"/>
-        </w:rPr>
-      </w:pPr>
-      <w:r>
-        <w:rPr>
-          <w:rFonts w:asciiTheme="minorBidi" w:hAnsiTheme="minorBidi" w:cs="Arial"/>
-          <w:b/>
-          <w:bCs/>
-          <w:sz w:val="30"/>
-          <w:szCs w:val="30"/>
-          <w:rtl/>
-          <w:lang w:bidi="ar-EG"/>
-        </w:rPr>
-        <w:t>الحد الغربي: {{</w:t>
-      </w:r>
-      <w:proofErr w:type="spellStart"/>
-      <w:r>
-        <w:rPr>
-          <w:rFonts w:asciiTheme="minorBidi" w:hAnsiTheme="minorBidi"/>
-          <w:b/>
-          <w:bCs/>
-          <w:sz w:val="30"/>
-          <w:szCs w:val="30"/>
-          <w:lang w:bidi="ar-EG"/>
-        </w:rPr>
-        <w:t>l.w</w:t>
-      </w:r>
-      <w:proofErr w:type="spellEnd"/>
-      <w:r>
-        <w:rPr>
-          <w:rFonts w:asciiTheme="minorBidi" w:hAnsiTheme="minorBidi" w:cs="Arial"/>
-          <w:b/>
-          <w:bCs/>
-          <w:sz w:val="30"/>
-          <w:szCs w:val="30"/>
-          <w:rtl/>
-          <w:lang w:bidi="ar-EG"/>
-        </w:rPr>
-        <w:t>}}</w:t>
-      </w:r>
-    </w:p>
-    <w:p>
-      <w:pPr>
-        <w:pStyle w:val="ListParagraph"/>
-        <w:spacing w:after="0"/>
+        <w:spacing w:after="0" w:line="360" w:lineRule="auto"/>
         <w:ind w:left="0" w:firstLine="2"/>
         <w:jc w:val="both"/>
         <w:rPr>
@@ -949,21 +921,8 @@
           <w:szCs w:val="30"/>
           <w:lang w:bidi="ar-EG"/>
         </w:rPr>
-        <w:t xml:space="preserve">p </w:t>
-      </w:r>
-      <w:proofErr w:type="spellStart"/>
-      <w:r>
-        <w:rPr>
-          <w:rFonts w:asciiTheme="minorBidi" w:hAnsiTheme="minorBidi"/>
-          <w:b/>
-          <w:bCs/>
-          <w:sz w:val="30"/>
-          <w:szCs w:val="30"/>
-          <w:lang w:bidi="ar-EG"/>
-        </w:rPr>
-        <w:t>endfor</w:t>
-      </w:r>
-      <w:proofErr w:type="spellEnd"/>
+        <w:t>p endfor</w:t>
+      </w:r>
       <w:r>
         <w:rPr>
           <w:rFonts w:asciiTheme="minorBidi" w:hAnsiTheme="minorBidi" w:cs="Arial"/>
